--- a/docs/Reports & Plans/GV-LSO-Runbook.docx
+++ b/docs/Reports & Plans/GV-LSO-Runbook.docx
@@ -87,7 +87,7 @@
     </w:p>
     <w:p>
       <w:r>
-        <w:t>A REVERSE-KNIGHT: instead of 5-6 big models, ~50-60 elite bodies that are hard to kill and hard to move. The win-con is CONVERGENCE, not raw guns: Oath of Moment names ONE enemy unit/turn and the whole army re-rolls Hits + adds +1 to Wound into it — roughly DOUBLING every unit's output onto that target. Wrapped around an un-shockable OC22 Terminator brick (Lysander) that one-rounds anything in melee, an unsaveable Sternguard Dev-Wound chipper, AP-2 cyclone missiles, and mobile Land Speeder melta. Defence: 2+/4++ + Armour of Contempt (-1 AP army-wide) + sticky objectives + hidden deploy. It rarely gets tabled and rarely gets out-scored — it grinds you down and holds what it takes.</w:t>
+        <w:t>A REVERSE-KNIGHT: instead of 5-6 big models, ~50-60 elite bodies that are hard to kill and hard to move. The win-con is CONVERGENCE, not raw guns: Oath of Moment names ONE enemy unit/turn and the whole army re-rolls Hits + adds +1 to Wound into it — roughly DOUBLING every unit's output onto that target. Wrapped around an un-shockable OC22 Terminator brick (Lysander) that one-rounds anything in melee, an unsaveable Sternguard Dev-Wound chipper, AP-2 cyclone missiles, and mobile Land Speeder melta. Defence: 2+/4++ (the real workhorse) + sticky objectives + hidden deploy. It rarely gets tabled and rarely gets out-scored — it grinds you down and holds what it takes. NOTE: Armour of Contempt is NOT army-wide durability — it's a 1-CP Strat that blunts ONE attacker's AP-by-1 on ONE unit, once per phase, and only helps vs AP-1/-2 (nothing vs high-AP/invuln/Dev). With only ~1 CP/turn it's an occasional, well-timed tool, not a passive.</w:t>
       </w:r>
     </w:p>
     <w:p>
@@ -171,7 +171,7 @@
         <w:t xml:space="preserve">10x Sternguard Veteran Squad (~170*) — </w:t>
       </w:r>
       <w:r>
-        <w:t>+ Librarian [Temporal Corridor]. The UNSAVEABLE chipper: Sternguard bolt rifle S4 AP-1 D1 [Dev, RF1] + FULL wound-reroll vs Oath -&gt; ~5-7 mortal wounds/turn skipping any invuln. Character/W1 sniper.</w:t>
+        <w:t>+ Librarian [Temporal Corridor]. The UNSAVEABLE chipper: Sternguard bolt rifle S4 AP-1 D1 [Dev, RF1] + FULL wound-reroll vs Oath -&gt; ~5-7 mortal wounds/turn skipping any invuln. It CLEARS W1/W2 UNITS wholesale — but has NO Precision, so it can't snipe an attached Character; that's Lysander + Epic Challenge in melee.</w:t>
       </w:r>
     </w:p>
     <w:p>
@@ -310,7 +310,7 @@
         <w:t xml:space="preserve">Armour of Contempt (defence) — </w:t>
       </w:r>
       <w:r>
-        <w:t>-1 AP to incoming attacks army-wide (stratagem). Drops enemy AP-2 -&gt; AP-1; makes the 2+/4++ bodies brutally durable.</w:t>
+        <w:t>-1 AP to incoming attacks (stratagem). Drops enemy AP-2 -&gt; AP-1; brutal vs AP-1/-2 VOLUME (the common case). BUT does NOTHING vs AP-4/-5 (armour already negated) or whenever you're taking an INVULN save (AP never modifies an invuln), and NOTHING vs Devastating/mortal wounds -- so it does not save you from railguns/fusion/Dev spikes.</w:t>
       </w:r>
     </w:p>
     <w:p>
@@ -385,6 +385,34 @@
     </w:p>
     <w:p>
       <w:pPr>
+        <w:pStyle w:val="ListBullet"/>
+      </w:pPr>
+      <w:r>
+        <w:rPr>
+          <w:b/>
+        </w:rPr>
+        <w:t xml:space="preserve">Killing characters (NO Precision) — </w:t>
+      </w:r>
+      <w:r>
+        <w:t>Sternguard/cyclone/brick have NO [PRECISION] -&gt; you canNOT snipe a Character attached to a Bodyguard unit (wounds hit the bodyguard). Tools: (1) grind the whole unit down with Oath volume, exposing the char; (2) EPIC CHALLENGE (core strat 15.03, 1CP) -&gt; Lysander's Fist gains [PRECISION] to assassinate an ATTACHED char in MELEE; (3) STANDALONE Monster/Titanic chars (Fulgrim/Magnus/Lion/superheavy) = shoot DIRECTLY. Oath the UNIT, not the character.</w:t>
+      </w:r>
+    </w:p>
+    <w:p>
+      <w:pPr>
+        <w:pStyle w:val="ListBullet"/>
+      </w:pPr>
+      <w:r>
+        <w:rPr>
+          <w:b/>
+        </w:rPr>
+        <w:t xml:space="preserve">CP economy (~2/round) — </w:t>
+      </w:r>
+      <w:r>
+        <w:t>1 CP at the start of EACH player-turn (~10/game) + CP-model/discard extras. Oath of Moment is FREE (army rule). BUT Armour of Contempt, Fury of the First, Disciplined Extermination, Dropship Extraction, Wrathful Conquerors AND Epic Challenge all COMPETE for ~1 strat/turn -&gt; you cannot fire them all. Each turn pick ONE priority: the offence convergence strat, OR defensive AoC, OR Epic Challenge -- and hold CP for the swing turns.</w:t>
+      </w:r>
+    </w:p>
+    <w:p>
+      <w:pPr>
         <w:spacing w:before="120" w:after="80"/>
       </w:pPr>
       <w:r>
@@ -398,7 +426,7 @@
     </w:p>
     <w:p>
       <w:r>
-        <w:t>GV is 'always outnumbered by big things, never out-graunched by small ones.' You are the DURABLE, STICKY, all-comers list — you rarely get tabled and rarely get out-scored. Play the OATH like a sniper (one perfect target/turn), weather the enemy's alpha behind 2+/4++ + Armour of Contempt, and win the LONG GAME on sticky objectives + attrition. Your two failure modes: (1) getting out-BODIED/out-OC'd by a true horde, and (2) getting out-MANOEUVRED and out-scored by a faster army while your M5 bricks are stranded. Deploy your homers to control WHERE the alpha lands; never waste the Oath on a target you can't finish.</w:t>
+        <w:t>GV is 'always outnumbered by big things, never out-graunched by small ones.' You are the DURABLE, STICKY, all-comers list — you rarely get tabled and rarely get out-scored. Play the OATH like a sniper (one perfect target/turn), weather the enemy's alpha behind 2+/4++ (Armour of Contempt helps only vs AP-1/-2 volume, NOT railguns/fusion/Dev), and win the LONG GAME on sticky objectives + attrition. Your two failure modes: (1) getting out-BODIED/out-OC'd by a true horde, and (2) getting out-MANOEUVRED and out-scored by a faster army while your M5 bricks are stranded. Deploy your homers to control WHERE the alpha lands; never waste the Oath on a target you can't finish.</w:t>
       </w:r>
     </w:p>
     <w:p>
@@ -801,7 +829,7 @@
           </w:tcPr>
           <w:p>
             <w:r>
-              <w:t>FAV</w:t>
+              <w:t>COIN</w:t>
             </w:r>
           </w:p>
         </w:tc>
@@ -1559,9 +1587,9 @@
       <w:r>
         <w:rPr>
           <w:b/>
-          <w:color w:val="2E7D32"/>
+          <w:color w:val="B88600"/>
         </w:rPr>
-        <w:t>FAVOURABLE (survive round 1)</w:t>
+        <w:t>COIN-FLIP -&gt; favourable (the alpha is REAL)</w:t>
       </w:r>
       <w:r>
         <w:rPr>
@@ -1581,7 +1609,7 @@
         <w:t xml:space="preserve">Deciding factor: </w:t>
       </w:r>
       <w:r>
-        <w:t>A glass alpha vs your armour: Armour of Contempt drops their AP, the 4++ eats the Dev-rail/fusion spikes, and your reserves mean the alpha has less to hit turn 1. Oath one-rounds Crisis/Riptides; the brick walks them down.</w:t>
+        <w:t>Their anti-elite is Railgun AP-5 / heavy rail AP-4 / fusion AP-4 — NO AP-1, so ARMOUR OF CONTEMPT DOES NOTHING here (AP that high already negates armour; an invuln is never modified by AP). You're on the 4++ ALONE (fails half), and the railgun/rail DEVASTATING WOUNDS turn crits into MORTALS that bypass the 4++ too — a markerlit alpha CAN delete the brick. Your edge isn't your saves, it's RESERVES (few T1 targets) + T'au fragility: Oath one-rounds Crisis/Riptides and the brick walks down anything that lingers. Survive the alpha, then out-grind.</w:t>
       </w:r>
     </w:p>
     <w:p>
@@ -1600,7 +1628,7 @@
         <w:pStyle w:val="ListBullet"/>
       </w:pPr>
       <w:r>
-        <w:t>Reserve heavy; give the T'au alpha few juicy turn-1 targets. Armour of Contempt on the unit they focus.</w:t>
+        <w:t>Reserve heavy + hide the brick from first-turn rail/fusion LoS — the alpha can't hurt what it can't see. (Don't waste CP on Armour of Contempt vs their AP-4/-5; it does nothing.)</w:t>
       </w:r>
     </w:p>
     <w:p>
@@ -1608,7 +1636,7 @@
         <w:pStyle w:val="ListBullet"/>
       </w:pPr>
       <w:r>
-        <w:t>Oath the Retaliation Crisis bomb the turn it drops (before Fire-and-Fade) — Sternguard Dev + brick delete it.</w:t>
+        <w:t>In YOUR Command phase each turn, Oath the biggest suit unit ON THE BOARD (Sternguard Dev + cyclone + brick erase it). You commit PROACTIVELY — you CANNOT Oath a unit the turn it deep-strikes in (that's the opponent's turn).</w:t>
       </w:r>
     </w:p>
     <w:p>
@@ -1616,7 +1644,7 @@
         <w:pStyle w:val="ListBullet"/>
       </w:pPr>
       <w:r>
-        <w:t>Grind forward; T'au can't out-durable or out-melee you. Kill the markerlight Pathfinders to cut their hit-buffs.</w:t>
+        <w:t>Grind forward; T'au can't out-durable or out-melee you. Kill markerlight Pathfinders to cut the hit-buffs; make them Fire-and-Fade off objectives.</w:t>
       </w:r>
     </w:p>
     <w:p>
@@ -1630,7 +1658,7 @@
         <w:t xml:space="preserve">Watch for: </w:t>
       </w:r>
       <w:r>
-        <w:t>A perfectly-piloted markerlit railgun turn can chunk the brick — spread the Termies, don't clump for Blast.</w:t>
+        <w:t>Railgun/heavy rail are DEVASTATING WOUNDS -&gt; crit MORTALS bypass your 4++, and AP-4/-5 makes armour moot, so a markerlit rail turn chunks the brick. Keep Terminators spread to limit MORTAL-WOUND SPILLOVER — NOT for 'Blast' (the railgun isn't a Blast weapon, and Blast counts MODELS in the unit, not their spacing, so spreading doesn't reduce it).</w:t>
       </w:r>
     </w:p>
     <w:p>
@@ -1820,7 +1848,7 @@
         <w:t xml:space="preserve">Watch for: </w:t>
       </w:r>
       <w:r>
-        <w:t>Their characters (Trajann/Blade Champion) out-duel Lysander — snipe with Sternguard, don't melee.</w:t>
+        <w:t>Trajann/Blade Champion out-duel Lysander AND are ATTACHED (you can't snipe them) — grind the whole unit down with Oath volume, or use EPIC CHALLENGE (1CP) to give Lysander's Fist [PRECISION] and kill the character in melee. Don't feed Lysander in unbuffed.</w:t>
       </w:r>
     </w:p>
     <w:p>
@@ -1885,7 +1913,7 @@
         <w:pStyle w:val="ListBullet"/>
       </w:pPr>
       <w:r>
-        <w:t>Screen so the DC/Sang Guard land 9"+ out; Oath the deepest-striking unit and delete it before it swings.</w:t>
+        <w:t>Screen so the DC/Sang Guard land 9"+ out and can't reach a T2 charge (overwatch thins them). Then on YOUR turn Oath the landed unit and gun it down — you can't Oath it as it arrives in their turn.</w:t>
       </w:r>
     </w:p>
     <w:p>
@@ -1915,7 +1943,7 @@
         <w:t xml:space="preserve">Watch for: </w:t>
       </w:r>
       <w:r>
-        <w:t>Lemartes/Priests keeping DC alive — Oath+Sternguard the character to strip the buffs.</w:t>
+        <w:t>Lemartes/Priests are ATTACHED to the DC/Sang-Guard (you CANNOT target them) — grind the whole unit down with Oath volume, or Lysander + EPIC CHALLENGE (1CP -&gt; [PRECISION]) to assassinate the buff-char in melee.</w:t>
       </w:r>
     </w:p>
     <w:p>
@@ -2010,7 +2038,7 @@
         <w:t xml:space="preserve">Watch for: </w:t>
       </w:r>
       <w:r>
-        <w:t>The Lion — do not feed Lysander into him; Sternguard-snipe or avoid.</w:t>
+        <w:t>The Lion is a STANDALONE Monster (directly targetable) — Oath + shoot him down at range (no Precision needed). Do NOT feed Lysander into him in melee.</w:t>
       </w:r>
     </w:p>
     <w:p>
@@ -2200,7 +2228,7 @@
         <w:t xml:space="preserve">Watch for: </w:t>
       </w:r>
       <w:r>
-        <w:t>Artillery + Leontus orders can chip; don't clump for the big blasts.</w:t>
+        <w:t>Artillery + Leontus orders can chip. Spread bodies to limit mortal/spillover from the big guns — but note spreading does NOT reduce a [BLAST] weapon's shots (Blast = +1 attack per 5 models IN the target unit, regardless of spacing); to cut Blast you bring smaller units.</w:t>
       </w:r>
     </w:p>
     <w:p>
@@ -2274,7 +2302,7 @@
         <w:t xml:space="preserve">Lysander — Fist of Dorn: </w:t>
       </w:r>
       <w:r>
-        <w:t>Melee | 5 | S10 | AP-3 | D3 | Dev Wounds  — The character-killer in the brick.</w:t>
+        <w:t>Melee | 5 | S10 | AP-3 | D3 | Dev Wounds  — Character-killer via EPIC CHALLENGE (1CP -&gt; [PRECISION]): assassinate an ATTACHED enemy Character in melee.</w:t>
       </w:r>
     </w:p>
     <w:p>

--- a/docs/Reports & Plans/GV-LSO-Runbook.docx
+++ b/docs/Reports & Plans/GV-LSO-Runbook.docx
@@ -87,7 +87,7 @@
     </w:p>
     <w:p>
       <w:r>
-        <w:t>A REVERSE-KNIGHT: instead of 5-6 big models, ~50-60 elite bodies that are hard to kill and hard to move. The win-con is CONVERGENCE, not raw guns: Oath of Moment names ONE enemy unit/turn and the whole army re-rolls Hits + adds +1 to Wound into it — roughly DOUBLING every unit's output onto that target. Wrapped around an un-shockable OC22 Terminator brick (Lysander) that one-rounds anything in melee, an unsaveable Sternguard Dev-Wound chipper, AP-2 cyclone missiles, and mobile Land Speeder melta. Defence: 2+/4++ (the real workhorse) + sticky objectives + hidden deploy. It rarely gets tabled and rarely gets out-scored — it grinds you down and holds what it takes. NOTE: Armour of Contempt is NOT army-wide durability — it's a 1-CP Strat that blunts ONE attacker's AP-by-1 on ONE unit, once per phase, and only helps vs AP-1/-2 (nothing vs high-AP/invuln/Dev). With only ~1 CP/turn it's an occasional, well-timed tool, not a passive.</w:t>
+        <w:t>A REVERSE-KNIGHT: instead of 5-6 big models, ~50-60 elite bodies that are hard to kill and hard to move. The win-con is CONVERGENCE, not raw guns: Oath of Moment names ONE enemy unit/turn and the whole army re-rolls Hits + adds +1 to Wound into it — roughly DOUBLING every unit's output onto that target. Wrapped around an OC22 Terminator brick (Lysander) that one-rounds anything in melee, an unsaveable Sternguard Dev-Wound chipper, AP-2 cyclone missiles, and mobile Land Speeder melta. Defence: 2+/4++ (the real workhorse) + sticky objectives + hidden deploy. It rarely gets tabled and rarely gets out-scored — it grinds you down and holds what it takes. NOTE: Armour of Contempt is NOT army-wide durability — it's a 1-CP Strat that blunts ONE attacker's AP-by-1 on ONE unit, once per phase, and only helps vs AP-1/-2 (nothing vs high-AP/invuln/Dev). With only ~1 CP/turn it's an occasional, well-timed tool, not a passive.</w:t>
       </w:r>
     </w:p>
     <w:p>
@@ -101,7 +101,7 @@
         <w:t xml:space="preserve">10x Terminator Assault Squad (TH/SS) (310) — </w:t>
       </w:r>
       <w:r>
-        <w:t>+ Darnath Lysander + Ancient in Terminator Armour = the OC22 BRICK. Thunder hammer S8 AP-2 D2 [Dev]; ~24-28 melee one-rounds ANY target. Un-shockable, M5, Teleport Homer.</w:t>
+        <w:t>+ Darnath Lysander + Ancient in Terminator Armour = the OC22 BRICK. Thunder hammer S8 AP-2 D2 [Dev]; ~24-28 melee one-rounds ANY target. M5, Teleport Homer. NOT battle-shock-immune (see below).</w:t>
       </w:r>
     </w:p>
     <w:p>
@@ -115,7 +115,7 @@
         <w:t xml:space="preserve">1x Darnath Lysander (100) — </w:t>
       </w:r>
       <w:r>
-        <w:t>Warlord. Inspiring Commander -&gt; non-Character Terminators become OC2 (brick = OC22, effectively permanent). Icon of Obstinacy (-1 to wound at S&gt;=5).</w:t>
+        <w:t>Warlord. Inspiring Commander -&gt; non-Character Terminators become OC2 (brick = OC22 while intact). Icon of Obstinacy (-1 to wound at S&gt;=5). Gives NO battle-shock immunity.</w:t>
       </w:r>
     </w:p>
     <w:p>
@@ -282,7 +282,7 @@
         <w:t xml:space="preserve">Lysander — Inspiring Commander — </w:t>
       </w:r>
       <w:r>
-        <w:t>Non-Character Terminators in his unit become OC2 -&gt; the 10-brick is OC20 (+Lysander +Ancient = OC22). Battle-shock only tests below half strength (need 6+ dead first) -&gt; the OC22 is effectively PERMANENT and un-shockable.</w:t>
+        <w:t>Non-Character Terminators in his unit become OC2 -&gt; the 10-brick is OC20 (+Lysander +Ancient = OC22) WHILE INTACT. It won't take a Command-phase battle-shock test until below half strength (6+ dead), so vs most armies the OC22 holds. But Lysander grants NO battle-shock immunity: a FORCED test (see Battle-shock entry) can shock it at full strength -&gt; OC drops to '-' (0), so all that OC evaporates.</w:t>
       </w:r>
     </w:p>
     <w:p>
@@ -352,7 +352,7 @@
         <w:t xml:space="preserve">Librarius Conclave — </w:t>
       </w:r>
       <w:r>
-        <w:t>Pick 1 Discipline/round; ALL psyker-led units (Sternguard + cyclone Termies) get it: Divination (rr-1s) / Pyromancy (+1 AP + Sustained) / Telekinesis (deep-strike enable, -1 S def) / etc.</w:t>
+        <w:t>Each round pick 1 Discipline; ALL friendly ADEPTUS ASTARTES PSYKER units get it until end of round (that's the Librarian-led Sternguard + the Librarian-in-Term cyclone brick — NOT the Lysander brick, it has no psyker). Verified from the pack: Biomancy = +2" M / Divination = re-roll Hit-1s AND Wound-1s / Pyromancy = +1 AP vs enemies within 12" / Telekinesis = -1 S to ranged attacks INTO the unit (defensive) / Telepathy = ignore BS/WS/hit-roll modifiers. Fusillade Enhancement makes the bearer's ranged attacks [LETHAL HITS], +[SUSTAINED HITS 1] if the unit also has Pyromancy. Typical pick: Pyromancy (turns the cyclone brick into +1 AP + Lethal + Sustained into the Oath target) or Divination for reliability.</w:t>
       </w:r>
     </w:p>
     <w:p>
@@ -413,6 +413,34 @@
     </w:p>
     <w:p>
       <w:pPr>
+        <w:pStyle w:val="ListBullet"/>
+      </w:pPr>
+      <w:r>
+        <w:rPr>
+          <w:b/>
+        </w:rPr>
+        <w:t xml:space="preserve">Battle-shock — GV's HIDDEN weakness — </w:t>
+      </w:r>
+      <w:r>
+        <w:t>Core 01.07: a battle-shocked unit has OC '-' (0), CANNOT be targeted by ANY stratagem, and cannot do/finish Actions. GV's ENTIRE win-con is the OC22 brick out-scoring you on objectives -&gt; shock it and that collapses, AND you shut off his defensive strats on it (no AoC/Rotate-equivalent on a shocked unit). Lysander gives NO immunity. His mitigations: Insane Bravery (core 15.04, 1CP, auto-pass ONE test -&gt; competes for the same CP as everything else) and staying above half strength (no voluntary test). WEAPONIZERS to expect at LSO that FORCE tests at full strength: Tyranids (Shadow in the Warp = -1 Ld / forced tests near synapse), CSM (Dread Talons / Fear-based -1 &amp; forced), Necrons (forced-test tech), Chaos Daemons (terror/forced). Against those decks the OC22 is NOT reliable -- plan for it to drop to OC0 on a bad round.</w:t>
+      </w:r>
+    </w:p>
+    <w:p>
+      <w:pPr>
+        <w:pStyle w:val="ListBullet"/>
+      </w:pPr>
+      <w:r>
+        <w:rPr>
+          <w:b/>
+        </w:rPr>
+        <w:t xml:space="preserve">Core strats cut BOTH ways — </w:t>
+      </w:r>
+      <w:r>
+        <w:t>Every army at LSO has the same 12 core stratagems (Section 15): Command Re-roll, Counter-offensive, Epic Challenge, Insane Bravery, Grenade, Tank Shock, Fire Overwatch, Smokescreen, Heroic Intervention, Rapid Ingress, Go to Ground, Armour of Contempt. So the OPPONENT can Epic-Challenge to snipe GV's characters in melee too, Counter-offensive to fight first, Rapid Ingress to steal the alpha, and Fire Overwatch the teleport drop. GV isn't the only one with these tricks -- budget CP for the enemy's core plays, not just your own.</w:t>
+      </w:r>
+    </w:p>
+    <w:p>
+      <w:pPr>
         <w:spacing w:before="120" w:after="80"/>
       </w:pPr>
       <w:r>
@@ -426,7 +454,7 @@
     </w:p>
     <w:p>
       <w:r>
-        <w:t>GV is 'always outnumbered by big things, never out-graunched by small ones.' You are the DURABLE, STICKY, all-comers list — you rarely get tabled and rarely get out-scored. Play the OATH like a sniper (one perfect target/turn), weather the enemy's alpha behind 2+/4++ (Armour of Contempt helps only vs AP-1/-2 volume, NOT railguns/fusion/Dev), and win the LONG GAME on sticky objectives + attrition. Your two failure modes: (1) getting out-BODIED/out-OC'd by a true horde, and (2) getting out-MANOEUVRED and out-scored by a faster army while your M5 bricks are stranded. Deploy your homers to control WHERE the alpha lands; never waste the Oath on a target you can't finish.</w:t>
+        <w:t>GV is 'always outnumbered by big things, never out-graunched by small ones.' You are the DURABLE, STICKY, all-comers list — you rarely get tabled and rarely get out-scored. Play the OATH like a sniper (one perfect target/turn), weather the enemy's alpha behind 2+/4++ (Armour of Contempt helps only vs AP-1/-2 volume, NOT railguns/fusion/Dev), and win the LONG GAME on sticky objectives + attrition. Your THREE failure modes: (1) getting out-BODIED/out-OC'd by a true horde, (2) getting out-MANOEUVRED and out-scored by a faster army while your M5 bricks are stranded, and (3) getting BATTLE-SHOCKED by a shock-weaponizer (Tyranids/CSM/Necrons/Daemons) -&gt; the OC22 brick drops to OC0 and its defensive strats switch off. Deploy your homers to control WHERE the alpha lands; hold 1 CP for Insane Bravery vs shock decks; never waste the Oath on a target you can't finish.</w:t>
       </w:r>
     </w:p>
     <w:p>
@@ -1753,7 +1781,7 @@
         <w:t xml:space="preserve">Watch for: </w:t>
       </w:r>
       <w:r>
-        <w:t>Reanimation refunding your chip — focus-remove whole units, don't spread.</w:t>
+        <w:t>Reanimation refunding your chip — focus-remove whole units, don't spread. BATTLE-SHOCK: their 1CP C'tan strat forces the OC22 brick to test at -1 (+D3+1 mortals on fail) -&gt; a failed test zeroes its OC and shuts off its strats on the turn you most need it holding. Hold 1 CP for Insane Bravery when the brick is contesting a key objective.</w:t>
       </w:r>
     </w:p>
     <w:p>
